--- a/ky/wisdom-stories/forbidden-money.docx
+++ b/ky/wisdom-stories/forbidden-money.docx
@@ -183,7 +183,7 @@
           <w:sz w:val="22"/>
           <w:lang w:val="ky-KG"/>
         </w:rPr>
-        <w:t>Кинотеатрга жеттик. Дагы эки билет сатып алдым. Анын үстүнө, кино башталардан мурда ар бирине бир кутудан попкорн алып берүүгө туура келди — башкача болбойт да, көчөдөн акча таап алган соң күйөө бала баарын сыйлашы керек! Ошол попкорндорго кеткендей акчаны курмандыкка мал алганда да коротпосом керек. Кутуларды бат эле бошотуп койгонубуздан, фильм жүрүп жатканда чыгып, дагы сатып келүүгө аргасыз болдум. Кыскасы, таап алган акчам өзүмө кымбатка турду, бирок жазам муну менен бүтпөптүр. Көрөр күнүбүз дагы алдыда экен.</w:t>
+        <w:t>Кинотеатрга жеттик. Дагы эки билет сатып алдым. Анын үстүнө, кино башталардан мурда ар бирине бир кутудан попкорн алып берүүгө туура келди — башкача болбойт да, көчөдөн акча таап алган соң күйөө бала баарын сыйлашы керек! Ошол попкорндорго кеткендей акчаны курмандыкка эт алганда да короткон эмесмин. Кутуларды бат эле бошотуп койгонубуздан, фильм жүрүп жатканда чыгып, дагы сатып келүүгө аргасыз болдум. Кыскасы, таап алган акчам өзүмө кымбатка турду, бирок жазам муну менен бүтпөптүр. Көрөр күнүбүз дагы алдыда экен.</w:t>
       </w:r>
     </w:p>
     <w:p>
@@ -243,7 +243,7 @@
           <w:sz w:val="22"/>
           <w:lang w:val="ky-KG"/>
         </w:rPr>
-        <w:t xml:space="preserve">Сабак: </w:t>
+        <w:t>Сабак: Мандай тери менен табылбаган акча пайда бербейт; көбүнчө тапканыңдан бир нече эсе көптү жоготосуң. Арамга кол сунба.</w:t>
       </w:r>
       <w:r>
         <w:rPr>
@@ -252,7 +252,6 @@
           <w:sz w:val="22"/>
           <w:lang w:val="ky-KG"/>
         </w:rPr>
-        <w:t>Бирөөнүн акысын жеп тапкан пайда береке бербейт. Арамга кол сунбай, адал эмгегиңе таян.</w:t>
       </w:r>
     </w:p>
     <w:p>
@@ -272,7 +271,7 @@
           <w:sz w:val="18"/>
           <w:lang w:val="ky-KG"/>
         </w:rPr>
-        <w:t>Окуя ачык интернет булактарынан алынды.</w:t>
+        <w:t>Аңгемелер ачык интернет булактарынан алынган, иллюстрациялар болсо ЖИ менен түзүлгөн.</w:t>
       </w:r>
     </w:p>
     <w:sectPr>
